--- a/Azure/Prepration/Pipeline.docx
+++ b/Azure/Prepration/Pipeline.docx
@@ -916,6 +916,7 @@
               <w:t>terraform apply -var-file="</w:t>
             </w:r>
             <w:proofErr w:type="spellStart"/>
+            <w:proofErr w:type="gramStart"/>
             <w:r>
               <w:rPr>
                 <w:rStyle w:val="HTMLCode"/>
@@ -924,6 +925,7 @@
               <w:t>env.tfvars</w:t>
             </w:r>
             <w:proofErr w:type="spellEnd"/>
+            <w:proofErr w:type="gramEnd"/>
             <w:r>
               <w:rPr>
                 <w:rStyle w:val="HTMLCode"/>
@@ -1121,13 +1123,43 @@
         <w:t>Build → Test → Deploy</w:t>
       </w:r>
       <w:r>
+        <w:rPr>
+          <w:b/>
+          <w:bCs/>
+        </w:rPr>
         <w:t xml:space="preserve"> </w:t>
       </w:r>
+      <w:r>
+        <w:rPr>
+          <w:b/>
+          <w:bCs/>
+        </w:rPr>
+        <w:sym w:font="Wingdings" w:char="F0E0"/>
+      </w:r>
+      <w:r>
+        <w:rPr>
+          <w:b/>
+          <w:bCs/>
+        </w:rPr>
+        <w:t xml:space="preserve"> </w:t>
+      </w:r>
+      <w:proofErr w:type="gramStart"/>
+      <w:r>
+        <w:rPr>
+          <w:b/>
+          <w:bCs/>
+        </w:rPr>
+        <w:t xml:space="preserve">verify </w:t>
+      </w:r>
+      <w:r>
+        <w:t xml:space="preserve"> </w:t>
+      </w:r>
       <w:proofErr w:type="spellStart"/>
       <w:r>
         <w:t>karta</w:t>
       </w:r>
       <w:proofErr w:type="spellEnd"/>
+      <w:proofErr w:type="gramEnd"/>
       <w:r>
         <w:t xml:space="preserve"> </w:t>
       </w:r>
@@ -5260,6 +5292,7 @@
               <w:t>- script: echo $(</w:t>
             </w:r>
             <w:proofErr w:type="spellStart"/>
+            <w:proofErr w:type="gramStart"/>
             <w:r>
               <w:rPr>
                 <w:b/>
@@ -5273,7 +5306,15 @@
                 <w:b/>
                 <w:bCs/>
               </w:rPr>
-              <w:t>)  # Secret name = Key Vault secret name</w:t>
+              <w:t>)  #</w:t>
+            </w:r>
+            <w:proofErr w:type="gramEnd"/>
+            <w:r>
+              <w:rPr>
+                <w:b/>
+                <w:bCs/>
+              </w:rPr>
+              <w:t xml:space="preserve"> Secret name = Key Vault secret name</w:t>
             </w:r>
           </w:p>
           <w:p>
@@ -8839,11 +8880,19 @@
           <w:lang w:val="en-US"/>
         </w:rPr>
       </w:pPr>
+      <w:proofErr w:type="gramStart"/>
       <w:r>
         <w:rPr>
           <w:lang w:val="en-US"/>
         </w:rPr>
-        <w:t>Trigger :-</w:t>
+        <w:t>Trigger :</w:t>
+      </w:r>
+      <w:proofErr w:type="gramEnd"/>
+      <w:r>
+        <w:rPr>
+          <w:lang w:val="en-US"/>
+        </w:rPr>
+        <w:t>-</w:t>
       </w:r>
     </w:p>
     <w:p>
@@ -9732,6 +9781,7 @@
         <w:t xml:space="preserve"> (Run pipeline button </w:t>
       </w:r>
       <w:proofErr w:type="spellStart"/>
+      <w:proofErr w:type="gramStart"/>
       <w:r>
         <w:rPr>
           <w:rFonts w:ascii="Mangal" w:hAnsi="Mangal" w:cs="Mangal"/>
@@ -9748,6 +9798,7 @@
         </w:rPr>
         <w:t>।</w:t>
       </w:r>
+      <w:proofErr w:type="gramEnd"/>
     </w:p>
     <w:p>
       <w:pPr>
@@ -10162,7 +10213,11 @@
       </w:r>
       <w:proofErr w:type="spellEnd"/>
       <w:r>
-        <w:t xml:space="preserve"> (e.g. every night at 2 AM)</w:t>
+        <w:t xml:space="preserve"> (e.g. every night at 2 </w:t>
+      </w:r>
+      <w:proofErr w:type="gramStart"/>
+      <w:r>
+        <w:t>AM)</w:t>
       </w:r>
       <w:r>
         <w:rPr>
@@ -10170,6 +10225,7 @@
         </w:rPr>
         <w:t>।</w:t>
       </w:r>
+      <w:proofErr w:type="gramEnd"/>
     </w:p>
     <w:p>
       <w:pPr>
@@ -13074,34 +13130,12 @@
     <w:p>
       <w:r>
         <w:lastRenderedPageBreak/>
-        <w:t xml:space="preserve">  environment: 'prod</w:t>
-      </w:r>
-      <w:proofErr w:type="gramStart"/>
-      <w:r>
-        <w:t>'  #</w:t>
-      </w:r>
-      <w:proofErr w:type="gramEnd"/>
-      <w:r>
-        <w:t xml:space="preserve"> </w:t>
-      </w:r>
-      <w:r>
-        <w:rPr>
-          <w:rFonts w:ascii="Segoe UI Emoji" w:hAnsi="Segoe UI Emoji" w:cs="Segoe UI Emoji"/>
-        </w:rPr>
-        <w:t>👈</w:t>
-      </w:r>
-      <w:r>
-        <w:t xml:space="preserve"> this links to environment created above</w:t>
-      </w:r>
-    </w:p>
-    <w:p>
-      <w:r>
         <w:t xml:space="preserve">  jobs:</w:t>
       </w:r>
     </w:p>
     <w:p>
       <w:r>
-        <w:t xml:space="preserve">    - job: </w:t>
+        <w:t xml:space="preserve">    - deployment: </w:t>
       </w:r>
       <w:proofErr w:type="spellStart"/>
       <w:r>
@@ -13111,12 +13145,40 @@
     </w:p>
     <w:p>
       <w:r>
-        <w:t xml:space="preserve">      steps:</w:t>
-      </w:r>
-    </w:p>
-    <w:p>
-      <w:r>
-        <w:t xml:space="preserve">        - script: echo "Running Terraform Apply"</w:t>
+        <w:t xml:space="preserve">      environment: 'prod'</w:t>
+      </w:r>
+    </w:p>
+    <w:p>
+      <w:r>
+        <w:t xml:space="preserve">      strategy:</w:t>
+      </w:r>
+    </w:p>
+    <w:p>
+      <w:r>
+        <w:t xml:space="preserve">        </w:t>
+      </w:r>
+      <w:proofErr w:type="spellStart"/>
+      <w:r>
+        <w:t>runOnce</w:t>
+      </w:r>
+      <w:proofErr w:type="spellEnd"/>
+      <w:r>
+        <w:t>:</w:t>
+      </w:r>
+    </w:p>
+    <w:p>
+      <w:r>
+        <w:t xml:space="preserve">          deploy:</w:t>
+      </w:r>
+    </w:p>
+    <w:p>
+      <w:r>
+        <w:t xml:space="preserve">            steps:</w:t>
+      </w:r>
+    </w:p>
+    <w:p>
+      <w:r>
+        <w:t xml:space="preserve">              - script: echo "Running Terraform Apply"</w:t>
       </w:r>
     </w:p>
     <w:p>
@@ -13692,6 +13754,7 @@
     </w:p>
     <w:p>
       <w:r>
+        <w:lastRenderedPageBreak/>
         <w:t xml:space="preserve">    strategy:</w:t>
       </w:r>
     </w:p>
@@ -13715,7 +13778,6 @@
     </w:p>
     <w:p>
       <w:r>
-        <w:lastRenderedPageBreak/>
         <w:t xml:space="preserve">          steps:</w:t>
       </w:r>
     </w:p>
@@ -14899,6 +14961,7 @@
     </w:p>
     <w:p>
       <w:r>
+        <w:lastRenderedPageBreak/>
         <w:t xml:space="preserve">    environment: </w:t>
       </w:r>
     </w:p>
@@ -14914,7 +14977,6 @@
     </w:p>
     <w:p>
       <w:r>
-        <w:lastRenderedPageBreak/>
         <w:t xml:space="preserve">      </w:t>
       </w:r>
       <w:proofErr w:type="spellStart"/>
@@ -15418,6 +15480,7 @@
           <w:i/>
           <w:iCs/>
         </w:rPr>
+        <w:lastRenderedPageBreak/>
         <w:t xml:space="preserve">"Team ne bola ki ek private feed </w:t>
       </w:r>
       <w:proofErr w:type="spellStart"/>
@@ -15585,7 +15648,6 @@
           <w:b/>
           <w:bCs/>
         </w:rPr>
-        <w:lastRenderedPageBreak/>
         <w:t>🧰</w:t>
       </w:r>
       <w:r>
@@ -16107,8 +16169,9 @@
         <w:rPr>
           <w:noProof/>
         </w:rPr>
+        <w:lastRenderedPageBreak/>
         <w:drawing>
-          <wp:inline distT="0" distB="0" distL="0" distR="0" wp14:anchorId="7312F899" wp14:editId="1835D706">
+          <wp:inline distT="0" distB="0" distL="0" distR="0" wp14:anchorId="7312F899" wp14:editId="715EAC3A">
             <wp:extent cx="5731510" cy="3153410"/>
             <wp:effectExtent l="0" t="0" r="2540" b="8890"/>
             <wp:docPr id="242069843" name="Picture 1" descr="A screenshot of a computer&#10;&#10;AI-generated content may be incorrect."/>
@@ -16151,7 +16214,6 @@
     </w:p>
     <w:p>
       <w:r>
-        <w:lastRenderedPageBreak/>
         <w:t>//pkgs.dev.azure.com/&lt;org&gt;/_packaging/&lt;feed-name&gt;/npm/registry</w:t>
       </w:r>
       <w:proofErr w:type="gramStart"/>
@@ -16568,6 +16630,7 @@
     </w:p>
     <w:p>
       <w:r>
+        <w:lastRenderedPageBreak/>
         <w:t xml:space="preserve">  "version": "1.0.0",</w:t>
       </w:r>
     </w:p>
@@ -16762,7 +16825,6 @@
     <w:p>
       <w:proofErr w:type="spellStart"/>
       <w:r>
-        <w:lastRenderedPageBreak/>
         <w:t>npm</w:t>
       </w:r>
       <w:proofErr w:type="spellEnd"/>
@@ -17383,6 +17445,7 @@
       <w:proofErr w:type="spellStart"/>
       <w:proofErr w:type="gramStart"/>
       <w:r>
+        <w:lastRenderedPageBreak/>
         <w:t>package.json</w:t>
       </w:r>
       <w:proofErr w:type="spellEnd"/>
@@ -17660,7 +17723,6 @@
     </w:p>
     <w:p>
       <w:r>
-        <w:lastRenderedPageBreak/>
         <w:t xml:space="preserve">  inputs:</w:t>
       </w:r>
     </w:p>
@@ -18203,6 +18265,7 @@
         </w:numPr>
       </w:pPr>
       <w:r>
+        <w:lastRenderedPageBreak/>
         <w:t xml:space="preserve">Feed → Settings → </w:t>
       </w:r>
       <w:r>
@@ -18950,7 +19013,6 @@
         <w:rPr>
           <w:rFonts w:ascii="Nirmala UI" w:hAnsi="Nirmala UI" w:cs="Nirmala UI"/>
         </w:rPr>
-        <w:lastRenderedPageBreak/>
         <w:t>एक</w:t>
       </w:r>
       <w:proofErr w:type="spellEnd"/>
@@ -20359,6 +20421,7 @@
         <w:rPr>
           <w:rFonts w:ascii="Nirmala UI" w:hAnsi="Nirmala UI" w:cs="Nirmala UI"/>
         </w:rPr>
+        <w:lastRenderedPageBreak/>
         <w:t>अब</w:t>
       </w:r>
       <w:proofErr w:type="spellEnd"/>
@@ -21085,7 +21148,6 @@
         <w:rPr>
           <w:rFonts w:ascii="Nirmala UI" w:hAnsi="Nirmala UI" w:cs="Nirmala UI"/>
         </w:rPr>
-        <w:lastRenderedPageBreak/>
         <w:t>अगर</w:t>
       </w:r>
       <w:proofErr w:type="spellEnd"/>
@@ -25811,7 +25873,7 @@
           <w:p>
             <w:r>
               <w:pict w14:anchorId="29F1082C">
-                <v:rect id="_x0000_i1106" style="width:0;height:1.5pt" o:hralign="center" o:hrstd="t" o:hr="t" fillcolor="#a0a0a0" stroked="f"/>
+                <v:rect id="_x0000_i1197" style="width:0;height:1.5pt" o:hralign="center" o:hrstd="t" o:hr="t" fillcolor="#a0a0a0" stroked="f"/>
               </w:pict>
             </w:r>
           </w:p>
@@ -46306,7 +46368,29 @@
           <w:szCs w:val="28"/>
           <w:u w:val="single"/>
         </w:rPr>
-        <w:t xml:space="preserve">Solution: latest agent package download </w:t>
+        <w:t xml:space="preserve">Solution: latest agent package </w:t>
+      </w:r>
+      <w:proofErr w:type="gramStart"/>
+      <w:r>
+        <w:rPr>
+          <w:b/>
+          <w:bCs/>
+          <w:sz w:val="28"/>
+          <w:szCs w:val="28"/>
+          <w:u w:val="single"/>
+        </w:rPr>
+        <w:t>download</w:t>
+      </w:r>
+      <w:proofErr w:type="gramEnd"/>
+      <w:r>
+        <w:rPr>
+          <w:b/>
+          <w:bCs/>
+          <w:sz w:val="28"/>
+          <w:szCs w:val="28"/>
+          <w:u w:val="single"/>
+        </w:rPr>
+        <w:t xml:space="preserve"> </w:t>
       </w:r>
       <w:proofErr w:type="spellStart"/>
       <w:r>
@@ -57437,9 +57521,307 @@
     </w:p>
     <w:p>
       <w:pPr>
-        <w:rPr>
-          <w:b/>
-          <w:bCs/>
+        <w:pBdr>
+          <w:bottom w:val="single" w:sz="6" w:space="1" w:color="auto"/>
+        </w:pBdr>
+        <w:rPr>
+          <w:b/>
+          <w:bCs/>
+          <w:sz w:val="28"/>
+          <w:szCs w:val="28"/>
+          <w:u w:val="single"/>
+        </w:rPr>
+      </w:pPr>
+    </w:p>
+    <w:p>
+      <w:pPr>
+        <w:rPr>
+          <w:b/>
+          <w:bCs/>
+          <w:sz w:val="28"/>
+          <w:szCs w:val="28"/>
+          <w:u w:val="single"/>
+        </w:rPr>
+      </w:pPr>
+    </w:p>
+    <w:p>
+      <w:pPr>
+        <w:rPr>
+          <w:b/>
+          <w:bCs/>
+          <w:sz w:val="28"/>
+          <w:szCs w:val="28"/>
+          <w:u w:val="single"/>
+        </w:rPr>
+      </w:pPr>
+      <w:r>
+        <w:rPr>
+          <w:b/>
+          <w:bCs/>
+          <w:sz w:val="28"/>
+          <w:szCs w:val="28"/>
+          <w:u w:val="single"/>
+        </w:rPr>
+        <w:t xml:space="preserve">APPLICATION </w:t>
+      </w:r>
+      <w:proofErr w:type="gramStart"/>
+      <w:r>
+        <w:rPr>
+          <w:b/>
+          <w:bCs/>
+          <w:sz w:val="28"/>
+          <w:szCs w:val="28"/>
+          <w:u w:val="single"/>
+        </w:rPr>
+        <w:t>PIPELINE :</w:t>
+      </w:r>
+      <w:proofErr w:type="gramEnd"/>
+      <w:r>
+        <w:rPr>
+          <w:b/>
+          <w:bCs/>
+          <w:sz w:val="28"/>
+          <w:szCs w:val="28"/>
+          <w:u w:val="single"/>
+        </w:rPr>
+        <w:t xml:space="preserve">- </w:t>
+      </w:r>
+    </w:p>
+    <w:p>
+      <w:pPr>
+        <w:rPr>
+          <w:sz w:val="28"/>
+          <w:szCs w:val="28"/>
+          <w:u w:val="single"/>
+          <w:lang w:val="en-US"/>
+        </w:rPr>
+      </w:pPr>
+      <w:r>
+        <w:rPr>
+          <w:sz w:val="28"/>
+          <w:szCs w:val="28"/>
+          <w:u w:val="single"/>
+          <w:lang w:val="en-US"/>
+        </w:rPr>
+        <w:t xml:space="preserve">RISK AI </w:t>
+      </w:r>
+      <w:r>
+        <w:rPr>
+          <w:sz w:val="28"/>
+          <w:szCs w:val="28"/>
+          <w:u w:val="single"/>
+          <w:lang w:val="en-US"/>
+        </w:rPr>
+        <w:sym w:font="Wingdings" w:char="F0E0"/>
+      </w:r>
+    </w:p>
+    <w:p>
+      <w:pPr>
+        <w:rPr>
+          <w:sz w:val="28"/>
+          <w:szCs w:val="28"/>
+          <w:u w:val="single"/>
+          <w:lang w:val="en-US"/>
+        </w:rPr>
+      </w:pPr>
+    </w:p>
+    <w:p>
+      <w:pPr>
+        <w:rPr>
+          <w:sz w:val="28"/>
+          <w:szCs w:val="28"/>
+          <w:u w:val="single"/>
+          <w:lang w:val="en-US"/>
+        </w:rPr>
+      </w:pPr>
+      <w:r>
+        <w:rPr>
+          <w:sz w:val="28"/>
+          <w:szCs w:val="28"/>
+          <w:u w:val="single"/>
+          <w:lang w:val="en-US"/>
+        </w:rPr>
+        <w:t>DNS</w:t>
+      </w:r>
+    </w:p>
+    <w:p>
+      <w:pPr>
+        <w:rPr>
+          <w:sz w:val="28"/>
+          <w:szCs w:val="28"/>
+          <w:u w:val="single"/>
+          <w:lang w:val="en-US"/>
+        </w:rPr>
+      </w:pPr>
+      <w:r>
+        <w:rPr>
+          <w:sz w:val="28"/>
+          <w:szCs w:val="28"/>
+          <w:u w:val="single"/>
+          <w:lang w:val="en-US"/>
+        </w:rPr>
+        <w:t>Ingress</w:t>
+      </w:r>
+    </w:p>
+    <w:p>
+      <w:pPr>
+        <w:rPr>
+          <w:sz w:val="28"/>
+          <w:szCs w:val="28"/>
+          <w:u w:val="single"/>
+          <w:lang w:val="en-US"/>
+        </w:rPr>
+      </w:pPr>
+      <w:r>
+        <w:rPr>
+          <w:sz w:val="28"/>
+          <w:szCs w:val="28"/>
+          <w:u w:val="single"/>
+          <w:lang w:val="en-US"/>
+        </w:rPr>
+        <w:t>Frontend</w:t>
+      </w:r>
+    </w:p>
+    <w:p>
+      <w:pPr>
+        <w:rPr>
+          <w:sz w:val="28"/>
+          <w:szCs w:val="28"/>
+          <w:u w:val="single"/>
+          <w:lang w:val="en-US"/>
+        </w:rPr>
+      </w:pPr>
+    </w:p>
+    <w:p>
+      <w:pPr>
+        <w:rPr>
+          <w:sz w:val="28"/>
+          <w:szCs w:val="28"/>
+          <w:u w:val="single"/>
+          <w:lang w:val="en-US"/>
+        </w:rPr>
+      </w:pPr>
+      <w:r>
+        <w:rPr>
+          <w:sz w:val="28"/>
+          <w:szCs w:val="28"/>
+          <w:u w:val="single"/>
+          <w:lang w:val="en-US"/>
+        </w:rPr>
+        <w:t xml:space="preserve">Apigee </w:t>
+      </w:r>
+      <w:proofErr w:type="spellStart"/>
+      <w:r>
+        <w:rPr>
+          <w:sz w:val="28"/>
+          <w:szCs w:val="28"/>
+          <w:u w:val="single"/>
+          <w:lang w:val="en-US"/>
+        </w:rPr>
+        <w:t>microgw</w:t>
+      </w:r>
+      <w:proofErr w:type="spellEnd"/>
+    </w:p>
+    <w:p>
+      <w:pPr>
+        <w:rPr>
+          <w:sz w:val="28"/>
+          <w:szCs w:val="28"/>
+          <w:u w:val="single"/>
+          <w:lang w:val="en-US"/>
+        </w:rPr>
+      </w:pPr>
+      <w:r>
+        <w:rPr>
+          <w:sz w:val="28"/>
+          <w:szCs w:val="28"/>
+          <w:u w:val="single"/>
+          <w:lang w:val="en-US"/>
+        </w:rPr>
+        <w:t xml:space="preserve">Python backend </w:t>
+      </w:r>
+      <w:r>
+        <w:rPr>
+          <w:sz w:val="28"/>
+          <w:szCs w:val="28"/>
+          <w:u w:val="single"/>
+          <w:lang w:val="en-US"/>
+        </w:rPr>
+        <w:sym w:font="Wingdings" w:char="F0E0"/>
+      </w:r>
+      <w:proofErr w:type="spellStart"/>
+      <w:r>
+        <w:rPr>
+          <w:sz w:val="28"/>
+          <w:szCs w:val="28"/>
+          <w:u w:val="single"/>
+          <w:lang w:val="en-US"/>
+        </w:rPr>
+        <w:t>apim</w:t>
+      </w:r>
+      <w:proofErr w:type="spellEnd"/>
+      <w:r>
+        <w:rPr>
+          <w:sz w:val="28"/>
+          <w:szCs w:val="28"/>
+          <w:u w:val="single"/>
+          <w:lang w:val="en-US"/>
+        </w:rPr>
+        <w:sym w:font="Wingdings" w:char="F0E0"/>
+      </w:r>
+      <w:r>
+        <w:rPr>
+          <w:sz w:val="28"/>
+          <w:szCs w:val="28"/>
+          <w:u w:val="single"/>
+          <w:lang w:val="en-US"/>
+        </w:rPr>
+        <w:t xml:space="preserve"> </w:t>
+      </w:r>
+      <w:proofErr w:type="spellStart"/>
+      <w:r>
+        <w:rPr>
+          <w:sz w:val="28"/>
+          <w:szCs w:val="28"/>
+          <w:u w:val="single"/>
+          <w:lang w:val="en-US"/>
+        </w:rPr>
+        <w:t>openai</w:t>
+      </w:r>
+      <w:proofErr w:type="spellEnd"/>
+    </w:p>
+    <w:p>
+      <w:pPr>
+        <w:rPr>
+          <w:sz w:val="28"/>
+          <w:szCs w:val="28"/>
+          <w:u w:val="single"/>
+          <w:lang w:val="en-US"/>
+        </w:rPr>
+      </w:pPr>
+      <w:r>
+        <w:rPr>
+          <w:sz w:val="28"/>
+          <w:szCs w:val="28"/>
+          <w:u w:val="single"/>
+          <w:lang w:val="en-US"/>
+        </w:rPr>
+        <w:t>Node backend</w:t>
+      </w:r>
+    </w:p>
+    <w:p>
+      <w:pPr>
+        <w:rPr>
+          <w:sz w:val="28"/>
+          <w:szCs w:val="28"/>
+          <w:u w:val="single"/>
+          <w:lang w:val="en-US"/>
+        </w:rPr>
+      </w:pPr>
+    </w:p>
+    <w:p>
+      <w:pPr>
+        <w:rPr>
           <w:sz w:val="28"/>
           <w:szCs w:val="28"/>
           <w:u w:val="single"/>
@@ -74838,7 +75220,6 @@
   <w:style w:type="character" w:default="1" w:styleId="DefaultParagraphFont">
     <w:name w:val="Default Paragraph Font"/>
     <w:uiPriority w:val="1"/>
-    <w:semiHidden/>
     <w:unhideWhenUsed/>
   </w:style>
   <w:style w:type="table" w:default="1" w:styleId="TableNormal">
